--- a/Project Report Topic 13.docx
+++ b/Project Report Topic 13.docx
@@ -651,6 +651,7 @@
       </w:pPr>
       <w:r>
         <w:rPr>
+          <w:noProof/>
           <w:sz w:val="22"/>
           <w:szCs w:val="22"/>
         </w:rPr>
@@ -702,6 +703,7 @@
       </w:pPr>
       <w:r>
         <w:rPr>
+          <w:noProof/>
           <w:sz w:val="22"/>
           <w:szCs w:val="22"/>
         </w:rPr>
@@ -798,6 +800,24 @@
     </w:p>
     <w:p>
       <w:pPr>
+        <w:spacing w:line="240" w:lineRule="auto"/>
+        <w:rPr>
+          <w:sz w:val="22"/>
+          <w:szCs w:val="22"/>
+        </w:rPr>
+      </w:pPr>
+    </w:p>
+    <w:p>
+      <w:pPr>
+        <w:spacing w:line="240" w:lineRule="auto"/>
+        <w:rPr>
+          <w:sz w:val="22"/>
+          <w:szCs w:val="22"/>
+        </w:rPr>
+      </w:pPr>
+    </w:p>
+    <w:p>
+      <w:pPr>
         <w:bidi/>
         <w:spacing w:line="240" w:lineRule="auto"/>
         <w:rPr>
@@ -866,6 +886,7 @@
         <w:rPr>
           <w:rtl/>
         </w:rPr>
+        <w:lastRenderedPageBreak/>
         <w:t xml:space="preserve">המטרה של הפרויקט היא לבנות </w:t>
       </w:r>
       <w:r>
@@ -890,14 +911,7 @@
         <w:rPr>
           <w:rtl/>
         </w:rPr>
-        <w:t xml:space="preserve">תחשוב על משתמש שיש לו קובץ שבו שמורות כל הסיסמאות הרגישות שלו לבנקים, לאימייל ולרשתות </w:t>
-      </w:r>
-      <w:r>
-        <w:rPr>
-          <w:rtl/>
-        </w:rPr>
-        <w:lastRenderedPageBreak/>
-        <w:t xml:space="preserve">החברתיות. הוא מעוניין לנעול את הקובץ הזה במחשב הנייד שלו (נקרא לו </w:t>
+        <w:t xml:space="preserve">תחשוב על משתמש שיש לו קובץ שבו שמורות כל הסיסמאות הרגישות שלו לבנקים, לאימייל ולרשתות החברתיות. הוא מעוניין לנעול את הקובץ הזה במחשב הנייד שלו (נקרא לו </w:t>
       </w:r>
       <w:r>
         <w:rPr>
@@ -1615,6 +1629,7 @@
           <w:bCs/>
           <w:rtl/>
         </w:rPr>
+        <w:lastRenderedPageBreak/>
         <w:t>הפתרון</w:t>
       </w:r>
       <w:r>
@@ -1692,7 +1707,6 @@
           <w:bCs/>
           <w:rtl/>
         </w:rPr>
-        <w:lastRenderedPageBreak/>
         <w:t>הגנה מהתקפות</w:t>
       </w:r>
       <w:r>
@@ -2260,6 +2274,7 @@
           <w:bCs/>
           <w:rtl/>
         </w:rPr>
+        <w:lastRenderedPageBreak/>
         <w:t>שלמות המידע</w:t>
       </w:r>
       <w:r>
@@ -2306,7 +2321,6 @@
           <w:bCs/>
           <w:rtl/>
         </w:rPr>
-        <w:lastRenderedPageBreak/>
         <w:t>אותנטיות</w:t>
       </w:r>
       <w:r>
